--- a/docs/ОКО_краткое_описание.docx
+++ b/docs/ОКО_краткое_описание.docx
@@ -314,7 +314,7 @@
         <w:rPr>
           <w:rFonts w:ascii="Arial" w:cs="Arial" w:eastAsia="Arial" w:hAnsi="Arial"/>
         </w:rPr>
-        <w:t xml:space="preserve">Два демо-проекта (лето и зима, день и ночь, дождь и туман): 31 снимок, все 10 типов отклонений, пример ТЗ; 58 автотестов.</w:t>
+        <w:t xml:space="preserve">Два демо-проекта (лето и зима, день и ночь, дождь и туман): 31 снимок, все 10 типов отклонений, пример ТЗ; 76 автотестов.</w:t>
       </w:r>
     </w:p>
     <w:p>
@@ -330,7 +330,31 @@
         <w:rPr>
           <w:rFonts w:ascii="Arial" w:cs="Arial" w:eastAsia="Arial" w:hAnsi="Arial"/>
         </w:rPr>
-        <w:t xml:space="preserve">Детектор v1 подключается к сервису на CPU (PyTorch или ONNX), стадия и готовность — от AI-сервиса ML-части по контракту; скрипты дообучения v2, оценки по условиям съёмки и экспорта в ONNX готовы.</w:t>
+        <w:t xml:space="preserve">Детектор v1 и модель готовности (только инференс: стадия, готовность, отставание от графика в днях) работают в сервисе на CPU; скрипты дообучения v2, оценки по условиям съёмки и экспорта в ONNX готовы.</w:t>
+      </w:r>
+    </w:p>
+    <w:p>
+      <w:pPr>
+        <w:pStyle w:val="ListParagraph"/>
+        <w:numPr>
+          <w:ilvl w:val="0"/>
+          <w:numId w:val="2"/>
+        </w:numPr>
+        <w:spacing w:after="60" w:line="264"/>
+      </w:pPr>
+      <w:r>
+        <w:rPr>
+          <w:rFonts w:ascii="Arial" w:cs="Arial" w:eastAsia="Arial" w:hAnsi="Arial"/>
+          <w:b/>
+          <w:bCs/>
+        </w:rPr>
+        <w:t xml:space="preserve">ИИ-анализ</w:t>
+      </w:r>
+      <w:r>
+        <w:rPr>
+          <w:rFonts w:ascii="Arial" w:cs="Arial" w:eastAsia="Arial" w:hAnsi="Arial"/>
+        </w:rPr>
+        <w:t xml:space="preserve">: выводы детектора, модели готовности, локальной VLM (Qwen3-VL под доступную память) и правил уходят в YandexGPT — вердикт по каждой рамке и отклонению, пропущенная техника, прогноз и рекомендации; исправления инженер применяет кнопкой. Публичное демо — ВМ Yandex Cloud.</w:t>
       </w:r>
     </w:p>
     <w:p>

--- a/docs/ОКО_краткое_описание.docx
+++ b/docs/ОКО_краткое_описание.docx
@@ -314,7 +314,7 @@
         <w:rPr>
           <w:rFonts w:ascii="Arial" w:cs="Arial" w:eastAsia="Arial" w:hAnsi="Arial"/>
         </w:rPr>
-        <w:t xml:space="preserve">Два демо-проекта (лето и зима, день и ночь, дождь и туман): 31 снимок, все 10 типов отклонений, пример ТЗ; 76 автотестов.</w:t>
+        <w:t xml:space="preserve">Два демо-проекта (лето и зима, день и ночь, дождь и туман): 31 снимок, все 10 типов отклонений, пример ТЗ; 77 автотестов.</w:t>
       </w:r>
     </w:p>
     <w:p>

--- a/docs/ОКО_краткое_описание.docx
+++ b/docs/ОКО_краткое_описание.docx
@@ -314,7 +314,7 @@
         <w:rPr>
           <w:rFonts w:ascii="Arial" w:cs="Arial" w:eastAsia="Arial" w:hAnsi="Arial"/>
         </w:rPr>
-        <w:t xml:space="preserve">Два демо-проекта (лето и зима, день и ночь, дождь и туман): 31 снимок, все 10 типов отклонений, пример ТЗ; 77 автотестов.</w:t>
+        <w:t xml:space="preserve">Два демо-проекта (лето и зима, день и ночь, дождь и туман): 31 снимок, все 10 типов отклонений, пример ТЗ; 88 автотестов.</w:t>
       </w:r>
     </w:p>
     <w:p>
@@ -354,7 +354,7 @@
         <w:rPr>
           <w:rFonts w:ascii="Arial" w:cs="Arial" w:eastAsia="Arial" w:hAnsi="Arial"/>
         </w:rPr>
-        <w:t xml:space="preserve">: выводы детектора, модели готовности, локальной VLM (Qwen3-VL под доступную память) и правил уходят в YandexGPT — вердикт по каждой рамке и отклонению, пропущенная техника, прогноз и рекомендации; исправления инженер применяет кнопкой. Публичное демо — ВМ Yandex Cloud.</w:t>
+        <w:t xml:space="preserve">: выводы детектора, модели готовности, Grounding DINO (опалубка, леса, рабочие), локальной VLM (Qwen3-VL под доступную память) и правил уходят в YandexGPT — вердикт по каждой рамке и отклонению, пропущенная техника, прогноз и рекомендации; исправления инженер применяет кнопкой. Публичное демо — ВМ Yandex Cloud.</w:t>
       </w:r>
     </w:p>
     <w:p>

--- a/docs/ОКО_краткое_описание.docx
+++ b/docs/ОКО_краткое_описание.docx
@@ -314,7 +314,7 @@
         <w:rPr>
           <w:rFonts w:ascii="Arial" w:cs="Arial" w:eastAsia="Arial" w:hAnsi="Arial"/>
         </w:rPr>
-        <w:t xml:space="preserve">Два демо-проекта (лето и зима, день и ночь, дождь и туман): 31 снимок, все 10 типов отклонений, пример ТЗ; 88 автотестов.</w:t>
+        <w:t xml:space="preserve">Два демо-проекта (лето и зима, день и ночь, дождь и туман): 31 снимок, все 10 типов отклонений, пример ТЗ; 90 автотестов.</w:t>
       </w:r>
     </w:p>
     <w:p>

--- a/docs/ОКО_краткое_описание.docx
+++ b/docs/ОКО_краткое_описание.docx
@@ -314,7 +314,7 @@
         <w:rPr>
           <w:rFonts w:ascii="Arial" w:cs="Arial" w:eastAsia="Arial" w:hAnsi="Arial"/>
         </w:rPr>
-        <w:t xml:space="preserve">Два демо-проекта (лето и зима, день и ночь, дождь и туман): 31 снимок, все 10 типов отклонений, пример ТЗ; 90 автотестов.</w:t>
+        <w:t xml:space="preserve">Два демо-проекта (лето и зима, день и ночь, дождь и туман): 31 снимок, все 10 типов отклонений, пример ТЗ; 86 автотестов.</w:t>
       </w:r>
     </w:p>
     <w:p>
@@ -354,7 +354,7 @@
         <w:rPr>
           <w:rFonts w:ascii="Arial" w:cs="Arial" w:eastAsia="Arial" w:hAnsi="Arial"/>
         </w:rPr>
-        <w:t xml:space="preserve">: выводы детектора, модели готовности, Grounding DINO (опалубка, леса, рабочие), локальной VLM (Qwen3-VL под доступную память) и правил уходят в YandexGPT — вердикт по каждой рамке и отклонению, пропущенная техника, прогноз и рекомендации; исправления инженер применяет кнопкой. Публичное демо — ВМ Yandex Cloud.</w:t>
+        <w:t xml:space="preserve">: выводы детектора, модели готовности, локальной VLM (Qwen3-VL под доступную память) и правил уходят в YandexGPT — вердикт по каждой рамке и отклонению, пропущенная техника, прогноз и рекомендации; исправления инженер применяет кнопкой. Публичное демо — ВМ Yandex Cloud.</w:t>
       </w:r>
     </w:p>
     <w:p>

--- a/docs/ОКО_краткое_описание.docx
+++ b/docs/ОКО_краткое_описание.docx
@@ -314,7 +314,7 @@
         <w:rPr>
           <w:rFonts w:ascii="Arial" w:cs="Arial" w:eastAsia="Arial" w:hAnsi="Arial"/>
         </w:rPr>
-        <w:t xml:space="preserve">Два демо-проекта (лето и зима, день и ночь, дождь и туман): 31 снимок, все 10 типов отклонений, пример ТЗ; 86 автотестов.</w:t>
+        <w:t xml:space="preserve">Два демо-проекта (лето и зима, день и ночь, дождь и туман): 31 снимок, все 10 типов отклонений, пример ТЗ; 96 автотестов.</w:t>
       </w:r>
     </w:p>
     <w:p>
